--- a/Word Tables/Quiz Prompts.docx
+++ b/Word Tables/Quiz Prompts.docx
@@ -14,7 +14,7 @@
           <w:sz w:val="20"/>
           <w:szCs w:val="20"/>
         </w:rPr>
-        <w:t xml:space="preserve">Quiz me — the spoken instructions (Design/drills.md). Written by scripts/make-quiz.mjs; yours from now on, and never overwritten.</w:t>
+        <w:t>Quiz me — the spoken instructions (Design/drills.md). Written by scripts/make-quiz.mjs; yours from now on, and never overwritten.</w:t>
       </w:r>
     </w:p>
     <w:p>
@@ -29,7 +29,7 @@
           <w:sz w:val="20"/>
           <w:szCs w:val="20"/>
         </w:rPr>
-        <w:t xml:space="preserve">Open this sheet in the audio intake: it records the Slot column, one take per row, into Audio/Audio - Quiz/. Say the line in the second column. The quiz also shows that line on the screen, so edit a line here and re-run node scripts/make-quiz.mjs to change both. Keep the Slot names as they are.</w:t>
+        <w:t>Open this sheet in the audio intake: it records the Slot column, one take per row, into Audio/Audio - Quiz/. Say the line in the second column. The quiz also shows that line on the screen, so edit a line here and re-run node scripts/make-quiz.mjs to change both. Keep the Slot names as they are.</w:t>
       </w:r>
     </w:p>
     <w:tbl>
@@ -53,20 +53,15 @@
           </w:tcPr>
           <w:p>
             <w:pPr>
-              <w:jc w:val="left"/>
-              <w:rPr>
-                <w:sz w:val="24"/>
-                <w:szCs w:val="24"/>
-                <w:lang w:bidi="ar-EG"/>
-              </w:rPr>
-            </w:pPr>
-            <w:r>
-              <w:rPr>
-                <w:sz w:val="24"/>
-                <w:szCs w:val="24"/>
-                <w:lang w:bidi="ar-EG"/>
-              </w:rPr>
-              <w:t xml:space="preserve">Slot</w:t>
+              <w:rPr>
+                <w:lang w:bidi="ar-EG"/>
+              </w:rPr>
+            </w:pPr>
+            <w:r>
+              <w:rPr>
+                <w:lang w:bidi="ar-EG"/>
+              </w:rPr>
+              <w:t>Slot</w:t>
             </w:r>
           </w:p>
         </w:tc>
@@ -77,20 +72,15 @@
           </w:tcPr>
           <w:p>
             <w:pPr>
-              <w:jc w:val="left"/>
-              <w:rPr>
-                <w:sz w:val="24"/>
-                <w:szCs w:val="24"/>
-                <w:lang w:bidi="ar-EG"/>
-              </w:rPr>
-            </w:pPr>
-            <w:r>
-              <w:rPr>
-                <w:sz w:val="24"/>
-                <w:szCs w:val="24"/>
-                <w:lang w:bidi="ar-EG"/>
-              </w:rPr>
-              <w:t xml:space="preserve">Say this</w:t>
+              <w:rPr>
+                <w:lang w:bidi="ar-EG"/>
+              </w:rPr>
+            </w:pPr>
+            <w:r>
+              <w:rPr>
+                <w:lang w:bidi="ar-EG"/>
+              </w:rPr>
+              <w:t>Say this</w:t>
             </w:r>
           </w:p>
         </w:tc>
@@ -106,20 +96,15 @@
           </w:tcPr>
           <w:p>
             <w:pPr>
-              <w:jc w:val="left"/>
-              <w:rPr>
-                <w:sz w:val="24"/>
-                <w:szCs w:val="24"/>
-                <w:lang w:bidi="ar-EG"/>
-              </w:rPr>
-            </w:pPr>
-            <w:r>
-              <w:rPr>
-                <w:sz w:val="24"/>
-                <w:szCs w:val="24"/>
-                <w:lang w:bidi="ar-EG"/>
-              </w:rPr>
-              <w:t xml:space="preserve">quiz-name</w:t>
+              <w:rPr>
+                <w:lang w:bidi="ar-EG"/>
+              </w:rPr>
+            </w:pPr>
+            <w:r>
+              <w:rPr>
+                <w:lang w:bidi="ar-EG"/>
+              </w:rPr>
+              <w:t>quiz-name</w:t>
             </w:r>
           </w:p>
         </w:tc>
@@ -130,20 +115,21 @@
           </w:tcPr>
           <w:p>
             <w:pPr>
-              <w:jc w:val="left"/>
-              <w:rPr>
-                <w:sz w:val="24"/>
-                <w:szCs w:val="24"/>
-                <w:lang w:bidi="ar-EG"/>
-              </w:rPr>
-            </w:pPr>
-            <w:r>
-              <w:rPr>
-                <w:sz w:val="24"/>
-                <w:szCs w:val="24"/>
-                <w:lang w:bidi="ar-EG"/>
-              </w:rPr>
-              <w:t xml:space="preserve">Listen to the name. Which letter is it?</w:t>
+              <w:rPr>
+                <w:lang w:bidi="ar-EG"/>
+              </w:rPr>
+            </w:pPr>
+            <w:r>
+              <w:rPr>
+                <w:lang w:bidi="ar-EG"/>
+              </w:rPr>
+              <w:t>Listen to the name</w:t>
+            </w:r>
+            <w:r>
+              <w:rPr>
+                <w:lang w:bidi="ar-EG"/>
+              </w:rPr>
+              <w:t xml:space="preserve"> and pick the right letter.</w:t>
             </w:r>
           </w:p>
         </w:tc>
@@ -159,20 +145,15 @@
           </w:tcPr>
           <w:p>
             <w:pPr>
-              <w:jc w:val="left"/>
-              <w:rPr>
-                <w:sz w:val="24"/>
-                <w:szCs w:val="24"/>
-                <w:lang w:bidi="ar-EG"/>
-              </w:rPr>
-            </w:pPr>
-            <w:r>
-              <w:rPr>
-                <w:sz w:val="24"/>
-                <w:szCs w:val="24"/>
-                <w:lang w:bidi="ar-EG"/>
-              </w:rPr>
-              <w:t xml:space="preserve">quiz-lookalike</w:t>
+              <w:rPr>
+                <w:lang w:bidi="ar-EG"/>
+              </w:rPr>
+            </w:pPr>
+            <w:r>
+              <w:rPr>
+                <w:lang w:bidi="ar-EG"/>
+              </w:rPr>
+              <w:t>quiz-lookalike</w:t>
             </w:r>
           </w:p>
         </w:tc>
@@ -183,20 +164,15 @@
           </w:tcPr>
           <w:p>
             <w:pPr>
-              <w:jc w:val="left"/>
-              <w:rPr>
-                <w:sz w:val="24"/>
-                <w:szCs w:val="24"/>
-                <w:lang w:bidi="ar-EG"/>
-              </w:rPr>
-            </w:pPr>
-            <w:r>
-              <w:rPr>
-                <w:sz w:val="24"/>
-                <w:szCs w:val="24"/>
-                <w:lang w:bidi="ar-EG"/>
-              </w:rPr>
-              <w:t xml:space="preserve">These letters look alike. Tap the one you hear.</w:t>
+              <w:rPr>
+                <w:lang w:bidi="ar-EG"/>
+              </w:rPr>
+            </w:pPr>
+            <w:r>
+              <w:rPr>
+                <w:lang w:bidi="ar-EG"/>
+              </w:rPr>
+              <w:t>These letters look alike. Tap the one you hear.</w:t>
             </w:r>
           </w:p>
         </w:tc>
@@ -212,20 +188,15 @@
           </w:tcPr>
           <w:p>
             <w:pPr>
-              <w:jc w:val="left"/>
-              <w:rPr>
-                <w:sz w:val="24"/>
-                <w:szCs w:val="24"/>
-                <w:lang w:bidi="ar-EG"/>
-              </w:rPr>
-            </w:pPr>
-            <w:r>
-              <w:rPr>
-                <w:sz w:val="24"/>
-                <w:szCs w:val="24"/>
-                <w:lang w:bidi="ar-EG"/>
-              </w:rPr>
-              <w:t xml:space="preserve">quiz-hunt</w:t>
+              <w:rPr>
+                <w:lang w:bidi="ar-EG"/>
+              </w:rPr>
+            </w:pPr>
+            <w:r>
+              <w:rPr>
+                <w:lang w:bidi="ar-EG"/>
+              </w:rPr>
+              <w:t>quiz-hunt</w:t>
             </w:r>
           </w:p>
         </w:tc>
@@ -236,20 +207,15 @@
           </w:tcPr>
           <w:p>
             <w:pPr>
-              <w:jc w:val="left"/>
-              <w:rPr>
-                <w:sz w:val="24"/>
-                <w:szCs w:val="24"/>
-                <w:lang w:bidi="ar-EG"/>
-              </w:rPr>
-            </w:pPr>
-            <w:r>
-              <w:rPr>
-                <w:sz w:val="24"/>
-                <w:szCs w:val="24"/>
-                <w:lang w:bidi="ar-EG"/>
-              </w:rPr>
-              <w:t xml:space="preserve">Find this letter. Tap every one you see.</w:t>
+              <w:rPr>
+                <w:lang w:bidi="ar-EG"/>
+              </w:rPr>
+            </w:pPr>
+            <w:r>
+              <w:rPr>
+                <w:lang w:bidi="ar-EG"/>
+              </w:rPr>
+              <w:t>Find this letter. Tap every one you see.</w:t>
             </w:r>
           </w:p>
         </w:tc>
@@ -265,20 +231,15 @@
           </w:tcPr>
           <w:p>
             <w:pPr>
-              <w:jc w:val="left"/>
-              <w:rPr>
-                <w:sz w:val="24"/>
-                <w:szCs w:val="24"/>
-                <w:lang w:bidi="ar-EG"/>
-              </w:rPr>
-            </w:pPr>
-            <w:r>
-              <w:rPr>
-                <w:sz w:val="24"/>
-                <w:szCs w:val="24"/>
-                <w:lang w:bidi="ar-EG"/>
-              </w:rPr>
-              <w:t xml:space="preserve">quiz-which-letter</w:t>
+              <w:rPr>
+                <w:lang w:bidi="ar-EG"/>
+              </w:rPr>
+            </w:pPr>
+            <w:r>
+              <w:rPr>
+                <w:lang w:bidi="ar-EG"/>
+              </w:rPr>
+              <w:t>quiz-which-letter</w:t>
             </w:r>
           </w:p>
         </w:tc>
@@ -289,20 +250,15 @@
           </w:tcPr>
           <w:p>
             <w:pPr>
-              <w:jc w:val="left"/>
-              <w:rPr>
-                <w:sz w:val="24"/>
-                <w:szCs w:val="24"/>
-                <w:lang w:bidi="ar-EG"/>
-              </w:rPr>
-            </w:pPr>
-            <w:r>
-              <w:rPr>
-                <w:sz w:val="24"/>
-                <w:szCs w:val="24"/>
-                <w:lang w:bidi="ar-EG"/>
-              </w:rPr>
-              <w:t xml:space="preserve">Which letter did you hear?</w:t>
+              <w:rPr>
+                <w:lang w:bidi="ar-EG"/>
+              </w:rPr>
+            </w:pPr>
+            <w:r>
+              <w:rPr>
+                <w:lang w:bidi="ar-EG"/>
+              </w:rPr>
+              <w:t>Which letter did you hear?</w:t>
             </w:r>
           </w:p>
         </w:tc>
@@ -318,20 +274,15 @@
           </w:tcPr>
           <w:p>
             <w:pPr>
-              <w:jc w:val="left"/>
-              <w:rPr>
-                <w:sz w:val="24"/>
-                <w:szCs w:val="24"/>
-                <w:lang w:bidi="ar-EG"/>
-              </w:rPr>
-            </w:pPr>
-            <w:r>
-              <w:rPr>
-                <w:sz w:val="24"/>
-                <w:szCs w:val="24"/>
-                <w:lang w:bidi="ar-EG"/>
-              </w:rPr>
-              <w:t xml:space="preserve">quiz-same-different</w:t>
+              <w:rPr>
+                <w:lang w:bidi="ar-EG"/>
+              </w:rPr>
+            </w:pPr>
+            <w:r>
+              <w:rPr>
+                <w:lang w:bidi="ar-EG"/>
+              </w:rPr>
+              <w:t>quiz-same-different</w:t>
             </w:r>
           </w:p>
         </w:tc>
@@ -342,20 +293,15 @@
           </w:tcPr>
           <w:p>
             <w:pPr>
-              <w:jc w:val="left"/>
-              <w:rPr>
-                <w:sz w:val="24"/>
-                <w:szCs w:val="24"/>
-                <w:lang w:bidi="ar-EG"/>
-              </w:rPr>
-            </w:pPr>
-            <w:r>
-              <w:rPr>
-                <w:sz w:val="24"/>
-                <w:szCs w:val="24"/>
-                <w:lang w:bidi="ar-EG"/>
-              </w:rPr>
-              <w:t xml:space="preserve">Listen to two sounds. Are they the same, or different?</w:t>
+              <w:rPr>
+                <w:lang w:bidi="ar-EG"/>
+              </w:rPr>
+            </w:pPr>
+            <w:r>
+              <w:rPr>
+                <w:lang w:bidi="ar-EG"/>
+              </w:rPr>
+              <w:t>Listen to two sounds. Are they the same, or different?</w:t>
             </w:r>
           </w:p>
         </w:tc>
@@ -371,20 +317,15 @@
           </w:tcPr>
           <w:p>
             <w:pPr>
-              <w:jc w:val="left"/>
-              <w:rPr>
-                <w:sz w:val="24"/>
-                <w:szCs w:val="24"/>
-                <w:lang w:bidi="ar-EG"/>
-              </w:rPr>
-            </w:pPr>
-            <w:r>
-              <w:rPr>
-                <w:sz w:val="24"/>
-                <w:szCs w:val="24"/>
-                <w:lang w:bidi="ar-EG"/>
-              </w:rPr>
-              <w:t xml:space="preserve">quiz-which-haraka</w:t>
+              <w:rPr>
+                <w:lang w:bidi="ar-EG"/>
+              </w:rPr>
+            </w:pPr>
+            <w:r>
+              <w:rPr>
+                <w:lang w:bidi="ar-EG"/>
+              </w:rPr>
+              <w:t>quiz-which-haraka</w:t>
             </w:r>
           </w:p>
         </w:tc>
@@ -395,20 +336,15 @@
           </w:tcPr>
           <w:p>
             <w:pPr>
-              <w:jc w:val="left"/>
-              <w:rPr>
-                <w:sz w:val="24"/>
-                <w:szCs w:val="24"/>
-                <w:lang w:bidi="ar-EG"/>
-              </w:rPr>
-            </w:pPr>
-            <w:r>
-              <w:rPr>
-                <w:sz w:val="24"/>
-                <w:szCs w:val="24"/>
-                <w:lang w:bidi="ar-EG"/>
-              </w:rPr>
-              <w:t xml:space="preserve">Which haraka did you hear?</w:t>
+              <w:rPr>
+                <w:lang w:bidi="ar-EG"/>
+              </w:rPr>
+            </w:pPr>
+            <w:r>
+              <w:rPr>
+                <w:lang w:bidi="ar-EG"/>
+              </w:rPr>
+              <w:t>Which haraka did you hear?</w:t>
             </w:r>
           </w:p>
         </w:tc>
@@ -424,20 +360,15 @@
           </w:tcPr>
           <w:p>
             <w:pPr>
-              <w:jc w:val="left"/>
-              <w:rPr>
-                <w:sz w:val="24"/>
-                <w:szCs w:val="24"/>
-                <w:lang w:bidi="ar-EG"/>
-              </w:rPr>
-            </w:pPr>
-            <w:r>
-              <w:rPr>
-                <w:sz w:val="24"/>
-                <w:szCs w:val="24"/>
-                <w:lang w:bidi="ar-EG"/>
-              </w:rPr>
-              <w:t xml:space="preserve">quiz-tanween</w:t>
+              <w:rPr>
+                <w:lang w:bidi="ar-EG"/>
+              </w:rPr>
+            </w:pPr>
+            <w:r>
+              <w:rPr>
+                <w:lang w:bidi="ar-EG"/>
+              </w:rPr>
+              <w:t>quiz-tanween</w:t>
             </w:r>
           </w:p>
         </w:tc>
@@ -448,20 +379,15 @@
           </w:tcPr>
           <w:p>
             <w:pPr>
-              <w:jc w:val="left"/>
-              <w:rPr>
-                <w:sz w:val="24"/>
-                <w:szCs w:val="24"/>
-                <w:lang w:bidi="ar-EG"/>
-              </w:rPr>
-            </w:pPr>
-            <w:r>
-              <w:rPr>
-                <w:sz w:val="24"/>
-                <w:szCs w:val="24"/>
-                <w:lang w:bidi="ar-EG"/>
-              </w:rPr>
-              <w:t xml:space="preserve">Did you hear tanween, or not?</w:t>
+              <w:rPr>
+                <w:lang w:bidi="ar-EG"/>
+              </w:rPr>
+            </w:pPr>
+            <w:r>
+              <w:rPr>
+                <w:lang w:bidi="ar-EG"/>
+              </w:rPr>
+              <w:t>Did you hear tanween, or not?</w:t>
             </w:r>
           </w:p>
         </w:tc>
@@ -477,20 +403,15 @@
           </w:tcPr>
           <w:p>
             <w:pPr>
-              <w:jc w:val="left"/>
-              <w:rPr>
-                <w:sz w:val="24"/>
-                <w:szCs w:val="24"/>
-                <w:lang w:bidi="ar-EG"/>
-              </w:rPr>
-            </w:pPr>
-            <w:r>
-              <w:rPr>
-                <w:sz w:val="24"/>
-                <w:szCs w:val="24"/>
-                <w:lang w:bidi="ar-EG"/>
-              </w:rPr>
-              <w:t xml:space="preserve">quiz-which-tanween</w:t>
+              <w:rPr>
+                <w:lang w:bidi="ar-EG"/>
+              </w:rPr>
+            </w:pPr>
+            <w:r>
+              <w:rPr>
+                <w:lang w:bidi="ar-EG"/>
+              </w:rPr>
+              <w:t>quiz-which-tanween</w:t>
             </w:r>
           </w:p>
         </w:tc>
@@ -501,20 +422,15 @@
           </w:tcPr>
           <w:p>
             <w:pPr>
-              <w:jc w:val="left"/>
-              <w:rPr>
-                <w:sz w:val="24"/>
-                <w:szCs w:val="24"/>
-                <w:lang w:bidi="ar-EG"/>
-              </w:rPr>
-            </w:pPr>
-            <w:r>
-              <w:rPr>
-                <w:sz w:val="24"/>
-                <w:szCs w:val="24"/>
-                <w:lang w:bidi="ar-EG"/>
-              </w:rPr>
-              <w:t xml:space="preserve">Which tanween did you hear?</w:t>
+              <w:rPr>
+                <w:lang w:bidi="ar-EG"/>
+              </w:rPr>
+            </w:pPr>
+            <w:r>
+              <w:rPr>
+                <w:lang w:bidi="ar-EG"/>
+              </w:rPr>
+              <w:t>Which tanween did you hear?</w:t>
             </w:r>
           </w:p>
         </w:tc>
@@ -530,20 +446,15 @@
           </w:tcPr>
           <w:p>
             <w:pPr>
-              <w:jc w:val="left"/>
-              <w:rPr>
-                <w:sz w:val="24"/>
-                <w:szCs w:val="24"/>
-                <w:lang w:bidi="ar-EG"/>
-              </w:rPr>
-            </w:pPr>
-            <w:r>
-              <w:rPr>
-                <w:sz w:val="24"/>
-                <w:szCs w:val="24"/>
-                <w:lang w:bidi="ar-EG"/>
-              </w:rPr>
-              <w:t xml:space="preserve">quiz-short-long</w:t>
+              <w:rPr>
+                <w:lang w:bidi="ar-EG"/>
+              </w:rPr>
+            </w:pPr>
+            <w:r>
+              <w:rPr>
+                <w:lang w:bidi="ar-EG"/>
+              </w:rPr>
+              <w:t>quiz-short-long</w:t>
             </w:r>
           </w:p>
         </w:tc>
@@ -554,20 +465,15 @@
           </w:tcPr>
           <w:p>
             <w:pPr>
-              <w:jc w:val="left"/>
-              <w:rPr>
-                <w:sz w:val="24"/>
-                <w:szCs w:val="24"/>
-                <w:lang w:bidi="ar-EG"/>
-              </w:rPr>
-            </w:pPr>
-            <w:r>
-              <w:rPr>
-                <w:sz w:val="24"/>
-                <w:szCs w:val="24"/>
-                <w:lang w:bidi="ar-EG"/>
-              </w:rPr>
-              <w:t xml:space="preserve">Was it short, or long?</w:t>
+              <w:rPr>
+                <w:lang w:bidi="ar-EG"/>
+              </w:rPr>
+            </w:pPr>
+            <w:r>
+              <w:rPr>
+                <w:lang w:bidi="ar-EG"/>
+              </w:rPr>
+              <w:t>Was it short, or long?</w:t>
             </w:r>
           </w:p>
         </w:tc>
@@ -583,20 +489,15 @@
           </w:tcPr>
           <w:p>
             <w:pPr>
-              <w:jc w:val="left"/>
-              <w:rPr>
-                <w:sz w:val="24"/>
-                <w:szCs w:val="24"/>
-                <w:lang w:bidi="ar-EG"/>
-              </w:rPr>
-            </w:pPr>
-            <w:r>
-              <w:rPr>
-                <w:sz w:val="24"/>
-                <w:szCs w:val="24"/>
-                <w:lang w:bidi="ar-EG"/>
-              </w:rPr>
-              <w:t xml:space="preserve">quiz-which-madd</w:t>
+              <w:rPr>
+                <w:lang w:bidi="ar-EG"/>
+              </w:rPr>
+            </w:pPr>
+            <w:r>
+              <w:rPr>
+                <w:lang w:bidi="ar-EG"/>
+              </w:rPr>
+              <w:t>quiz-which-madd</w:t>
             </w:r>
           </w:p>
         </w:tc>
@@ -607,20 +508,15 @@
           </w:tcPr>
           <w:p>
             <w:pPr>
-              <w:jc w:val="left"/>
-              <w:rPr>
-                <w:sz w:val="24"/>
-                <w:szCs w:val="24"/>
-                <w:lang w:bidi="ar-EG"/>
-              </w:rPr>
-            </w:pPr>
-            <w:r>
-              <w:rPr>
-                <w:sz w:val="24"/>
-                <w:szCs w:val="24"/>
-                <w:lang w:bidi="ar-EG"/>
-              </w:rPr>
-              <w:t xml:space="preserve">Which madd did you hear?</w:t>
+              <w:rPr>
+                <w:lang w:bidi="ar-EG"/>
+              </w:rPr>
+            </w:pPr>
+            <w:r>
+              <w:rPr>
+                <w:lang w:bidi="ar-EG"/>
+              </w:rPr>
+              <w:t>Which madd did you hear?</w:t>
             </w:r>
           </w:p>
         </w:tc>
@@ -636,20 +532,15 @@
           </w:tcPr>
           <w:p>
             <w:pPr>
-              <w:jc w:val="left"/>
-              <w:rPr>
-                <w:sz w:val="24"/>
-                <w:szCs w:val="24"/>
-                <w:lang w:bidi="ar-EG"/>
-              </w:rPr>
-            </w:pPr>
-            <w:r>
-              <w:rPr>
-                <w:sz w:val="24"/>
-                <w:szCs w:val="24"/>
-                <w:lang w:bidi="ar-EG"/>
-              </w:rPr>
-              <w:t xml:space="preserve">quiz-shadda</w:t>
+              <w:rPr>
+                <w:lang w:bidi="ar-EG"/>
+              </w:rPr>
+            </w:pPr>
+            <w:r>
+              <w:rPr>
+                <w:lang w:bidi="ar-EG"/>
+              </w:rPr>
+              <w:t>quiz-shadda</w:t>
             </w:r>
           </w:p>
         </w:tc>
@@ -660,20 +551,15 @@
           </w:tcPr>
           <w:p>
             <w:pPr>
-              <w:jc w:val="left"/>
-              <w:rPr>
-                <w:sz w:val="24"/>
-                <w:szCs w:val="24"/>
-                <w:lang w:bidi="ar-EG"/>
-              </w:rPr>
-            </w:pPr>
-            <w:r>
-              <w:rPr>
-                <w:sz w:val="24"/>
-                <w:szCs w:val="24"/>
-                <w:lang w:bidi="ar-EG"/>
-              </w:rPr>
-              <w:t xml:space="preserve">Did you hear a shadda, or not?</w:t>
+              <w:rPr>
+                <w:lang w:bidi="ar-EG"/>
+              </w:rPr>
+            </w:pPr>
+            <w:r>
+              <w:rPr>
+                <w:lang w:bidi="ar-EG"/>
+              </w:rPr>
+              <w:t>Did you hear a shadda, or not?</w:t>
             </w:r>
           </w:p>
         </w:tc>
@@ -689,20 +575,15 @@
           </w:tcPr>
           <w:p>
             <w:pPr>
-              <w:jc w:val="left"/>
-              <w:rPr>
-                <w:sz w:val="24"/>
-                <w:szCs w:val="24"/>
-                <w:lang w:bidi="ar-EG"/>
-              </w:rPr>
-            </w:pPr>
-            <w:r>
-              <w:rPr>
-                <w:sz w:val="24"/>
-                <w:szCs w:val="24"/>
-                <w:lang w:bidi="ar-EG"/>
-              </w:rPr>
-              <w:t xml:space="preserve">quiz-review</w:t>
+              <w:rPr>
+                <w:lang w:bidi="ar-EG"/>
+              </w:rPr>
+            </w:pPr>
+            <w:r>
+              <w:rPr>
+                <w:lang w:bidi="ar-EG"/>
+              </w:rPr>
+              <w:t>quiz-review</w:t>
             </w:r>
           </w:p>
         </w:tc>
@@ -713,20 +594,15 @@
           </w:tcPr>
           <w:p>
             <w:pPr>
-              <w:jc w:val="left"/>
-              <w:rPr>
-                <w:sz w:val="24"/>
-                <w:szCs w:val="24"/>
-                <w:lang w:bidi="ar-EG"/>
-              </w:rPr>
-            </w:pPr>
-            <w:r>
-              <w:rPr>
-                <w:sz w:val="24"/>
-                <w:szCs w:val="24"/>
-                <w:lang w:bidi="ar-EG"/>
-              </w:rPr>
-              <w:t xml:space="preserve">Let's try the ones you missed.</w:t>
+              <w:rPr>
+                <w:lang w:bidi="ar-EG"/>
+              </w:rPr>
+            </w:pPr>
+            <w:r>
+              <w:rPr>
+                <w:lang w:bidi="ar-EG"/>
+              </w:rPr>
+              <w:t>Let's try the ones you missed.</w:t>
             </w:r>
           </w:p>
         </w:tc>
@@ -742,20 +618,15 @@
           </w:tcPr>
           <w:p>
             <w:pPr>
-              <w:jc w:val="left"/>
-              <w:rPr>
-                <w:sz w:val="24"/>
-                <w:szCs w:val="24"/>
-                <w:lang w:bidi="ar-EG"/>
-              </w:rPr>
-            </w:pPr>
-            <w:r>
-              <w:rPr>
-                <w:sz w:val="24"/>
-                <w:szCs w:val="24"/>
-                <w:lang w:bidi="ar-EG"/>
-              </w:rPr>
-              <w:t xml:space="preserve">quiz-done</w:t>
+              <w:rPr>
+                <w:lang w:bidi="ar-EG"/>
+              </w:rPr>
+            </w:pPr>
+            <w:r>
+              <w:rPr>
+                <w:lang w:bidi="ar-EG"/>
+              </w:rPr>
+              <w:t>quiz-done</w:t>
             </w:r>
           </w:p>
         </w:tc>
@@ -766,20 +637,21 @@
           </w:tcPr>
           <w:p>
             <w:pPr>
-              <w:jc w:val="left"/>
-              <w:rPr>
-                <w:sz w:val="24"/>
-                <w:szCs w:val="24"/>
-                <w:lang w:bidi="ar-EG"/>
-              </w:rPr>
-            </w:pPr>
-            <w:r>
-              <w:rPr>
-                <w:sz w:val="24"/>
-                <w:szCs w:val="24"/>
-                <w:lang w:bidi="ar-EG"/>
-              </w:rPr>
-              <w:t xml:space="preserve">All done. Well done!</w:t>
+              <w:rPr>
+                <w:lang w:bidi="ar-EG"/>
+              </w:rPr>
+            </w:pPr>
+            <w:r>
+              <w:rPr>
+                <w:lang w:bidi="ar-EG"/>
+              </w:rPr>
+              <w:t xml:space="preserve">All done. </w:t>
+            </w:r>
+            <w:r>
+              <w:rPr>
+                <w:lang w:bidi="ar-EG"/>
+              </w:rPr>
+              <w:t>Good job!</w:t>
             </w:r>
           </w:p>
         </w:tc>
